--- a/Cover_Letters/Shinoy_ITDS_IT_Consultant_Cover_Letter.docx
+++ b/Cover_Letters/Shinoy_ITDS_IT_Consultant_Cover_Letter.docx
@@ -14,7 +14,7 @@
     </w:p>
     <w:p>
       <w:r>
-        <w:t>September 08, 2026</w:t>
+        <w:t>October 05, 2026</w:t>
       </w:r>
     </w:p>
     <w:p>
@@ -35,7 +35,12 @@
     </w:p>
     <w:p>
       <w:r>
-        <w:t>In my work with financial and banking clients at Tata Consultancy Services and Infosys, I have often acted as the connection between business goals and technical execution. Your role at ITDS focusing on analyzing system landscapes and guiding software implementations aligns closely with my background in translating business requirements into practical solutions. I enjoy untangling complex IT questions and helping organizations work more efficiently.</w:t>
+        <w:t>Throughout my career in banking and financial technology, I have often acted as a bridge between technical teams and business stakeholders. Working on large-scale automation frameworks and cloud infrastructures has given me a practical understanding of how to align software solutions with operational goals. I am drawn to ITDS because the role requires both technical depth and the ability to analyze complex systems to help organizations work more efficiently.</w:t>
+      </w:r>
+    </w:p>
+    <w:p>
+      <w:r>
+        <w:t>My background includes collaborating closely with product owners and SRE teams to understand business requirements and reduce deployment bottlenecks. I have also used tools like Gemini Code Assist to streamline test generation workflows. I appreciate your focus on combining consultancy with technical implementation and would welcome the chance to contribute my skills to your projects.</w:t>
       </w:r>
     </w:p>
     <w:p>
